--- a/Projet1/Projet1_Reseau_Domestique_Telephonie_IP.docx
+++ b/Projet1/Projet1_Reseau_Domestique_Telephonie_IP.docx
@@ -461,7 +461,7 @@
                 <w:sz w:val="22"/>
                 <w:szCs w:val="22"/>
               </w:rPr>
-              <w:t xml:space="preserve">Cisco 2911</w:t>
+              <w:t xml:space="preserve">Cisco 2811</w:t>
             </w:r>
           </w:p>
         </w:tc>
@@ -1287,7 +1287,7 @@
           <w:sz w:val="22"/>
           <w:szCs w:val="22"/>
         </w:rPr>
-        <w:t xml:space="preserve">Astuce : le routeur Cisco 2911 est indispensable car il prend en charge la fonction telephony-service (Call Manager Express). Un routeur 1841 ne supportera pas toutes les commandes de téléphonie.</w:t>
+        <w:t xml:space="preserve">Astuce : le routeur Cisco 2811 est indispensable car il prend en charge la fonction telephony-service (Call Manager Express). Un routeur 1841 ne supportera pas toutes les commandes de téléphonie.</w:t>
       </w:r>
     </w:p>
     <w:p>
@@ -1359,7 +1359,7 @@
           <w:sz w:val="20"/>
           <w:szCs w:val="20"/>
         </w:rPr>
-        <w:t xml:space="preserve">                     [Routeur R1]  (Gig0/0)</w:t>
+        <w:t xml:space="preserve">                     [Routeur R1]  (Fa0/0)</w:t>
       </w:r>
     </w:p>
     <w:p>
@@ -2715,7 +2715,7 @@
           <w:sz w:val="22"/>
           <w:szCs w:val="22"/>
         </w:rPr>
-        <w:t xml:space="preserve">Routeur R1 Gig0/0  →  Switch SW1 Fa0/1  (câble cuivre droit)</w:t>
+        <w:t xml:space="preserve">Routeur R1 Fa0/0  →  Switch SW1 Fa0/1  (câble cuivre droit)</w:t>
       </w:r>
     </w:p>
     <w:p>
@@ -3021,7 +3021,7 @@
           <w:sz w:val="20"/>
           <w:szCs w:val="20"/>
         </w:rPr>
-        <w:t xml:space="preserve">interface gig0/0</w:t>
+        <w:t xml:space="preserve">interface fa0/0</w:t>
       </w:r>
     </w:p>
     <w:p>
@@ -3077,7 +3077,7 @@
           <w:sz w:val="20"/>
           <w:szCs w:val="20"/>
         </w:rPr>
-        <w:t xml:space="preserve">interface gig0/0.1</w:t>
+        <w:t xml:space="preserve">interface fa0/0.1</w:t>
       </w:r>
     </w:p>
     <w:p>
@@ -3161,7 +3161,7 @@
           <w:sz w:val="20"/>
           <w:szCs w:val="20"/>
         </w:rPr>
-        <w:t xml:space="preserve">interface gig0/0.10</w:t>
+        <w:t xml:space="preserve">interface fa0/0.10</w:t>
       </w:r>
     </w:p>
     <w:p>
@@ -3570,7 +3570,7 @@
           <w:sz w:val="22"/>
           <w:szCs w:val="22"/>
         </w:rPr>
-        <w:t xml:space="preserve">CME est un logiciel Cisco embarqué dans certains routeurs (2901, 2911, 2921, etc.). Il joue le rôle de central téléphonique : il enregistre les téléphones, gère les numéros, achemine les appels entre postes. Pour un petit réseau (&lt; 250 téléphones), CME suffit largement.</w:t>
+        <w:t xml:space="preserve">CME est un logiciel Cisco embarqué dans certains routeurs (2901, 2811, 2921, etc.). Il joue le rôle de central téléphonique : il enregistre les téléphones, gère les numéros, achemine les appels entre postes. Pour un petit réseau (&lt; 250 téléphones), CME suffit largement.</w:t>
       </w:r>
     </w:p>
     <w:p>

--- a/Projet1/Projet1_Reseau_Domestique_Telephonie_IP.docx
+++ b/Projet1/Projet1_Reseau_Domestique_Telephonie_IP.docx
@@ -31,7 +31,7 @@
           <w:color w:val="1F3864"/>
           <w:sz w:val="48"/>
         </w:rPr>
-        <w:t>Réseau domestique</w:t>
+        <w:t>Réseau pour petite entreprise</w:t>
       </w:r>
     </w:p>
     <w:p>
@@ -243,7 +243,7 @@
                 <w:rFonts w:ascii="Arial" w:hAnsi="Arial"/>
                 <w:sz w:val="20"/>
               </w:rPr>
-              <w:t>Réseau local domestique avec téléphonie IP</w:t>
+              <w:t>Réseau local pour petite entreprise avec téléphonie IP</w:t>
             </w:r>
           </w:p>
         </w:tc>
@@ -500,6 +500,38 @@
                 <w:sz w:val="20"/>
               </w:rPr>
               <w:t>Router-on-a-stick (sous-interfaces 802.1Q)</w:t>
+            </w:r>
+          </w:p>
+        </w:tc>
+      </w:tr>
+      <w:tr>
+        <w:tc>
+          <w:tcPr>
+            <w:tcW w:type="dxa" w:w="2835"/>
+          </w:tcPr>
+          <w:p>
+            <w:r/>
+            <w:r>
+              <w:rPr>
+                <w:rFonts w:ascii="Arial" w:hAnsi="Arial"/>
+                <w:sz w:val="20"/>
+              </w:rPr>
+              <w:t>Domaine DNS</w:t>
+            </w:r>
+          </w:p>
+        </w:tc>
+        <w:tc>
+          <w:tcPr>
+            <w:tcW w:type="dxa" w:w="6236"/>
+          </w:tcPr>
+          <w:p>
+            <w:r/>
+            <w:r>
+              <w:rPr>
+                <w:rFonts w:ascii="Arial" w:hAnsi="Arial"/>
+                <w:sz w:val="20"/>
+              </w:rPr>
+              <w:t>pme.local</w:t>
             </w:r>
           </w:p>
         </w:tc>
@@ -640,7 +672,7 @@
                 <w:rFonts w:ascii="Arial" w:hAnsi="Arial"/>
                 <w:sz w:val="20"/>
               </w:rPr>
-              <w:t>routeur.maison.local</w:t>
+              <w:t>routeur.pme.local</w:t>
             </w:r>
           </w:p>
         </w:tc>
@@ -871,7 +903,7 @@
                 <w:rFonts w:ascii="Arial" w:hAnsi="Arial"/>
                 <w:sz w:val="20"/>
               </w:rPr>
-              <w:t>serveur.maison.local</w:t>
+              <w:t>serveur.pme.local</w:t>
             </w:r>
           </w:p>
         </w:tc>
@@ -948,7 +980,7 @@
                 <w:rFonts w:ascii="Arial" w:hAnsi="Arial"/>
                 <w:sz w:val="20"/>
               </w:rPr>
-              <w:t>imprimante.maison.local</w:t>
+              <w:t>imprimante.pme.local</w:t>
             </w:r>
           </w:p>
         </w:tc>
@@ -1010,7 +1042,7 @@
                 <w:rFonts w:ascii="Arial" w:hAnsi="Arial"/>
                 <w:sz w:val="20"/>
               </w:rPr>
-              <w:t>PC1</w:t>
+              <w:t>PC1-Accueil</w:t>
             </w:r>
           </w:p>
         </w:tc>
@@ -1025,7 +1057,7 @@
                 <w:rFonts w:ascii="Arial" w:hAnsi="Arial"/>
                 <w:sz w:val="20"/>
               </w:rPr>
-              <w:t>pc1.maison.local</w:t>
+              <w:t>pc1.pme.local</w:t>
             </w:r>
           </w:p>
         </w:tc>
@@ -1087,7 +1119,7 @@
                 <w:rFonts w:ascii="Arial" w:hAnsi="Arial"/>
                 <w:sz w:val="20"/>
               </w:rPr>
-              <w:t>PC2</w:t>
+              <w:t>PC2-Compta</w:t>
             </w:r>
           </w:p>
         </w:tc>
@@ -1102,7 +1134,7 @@
                 <w:rFonts w:ascii="Arial" w:hAnsi="Arial"/>
                 <w:sz w:val="20"/>
               </w:rPr>
-              <w:t>pc2.maison.local</w:t>
+              <w:t>pc2.pme.local</w:t>
             </w:r>
           </w:p>
         </w:tc>
@@ -1164,7 +1196,7 @@
                 <w:rFonts w:ascii="Arial" w:hAnsi="Arial"/>
                 <w:sz w:val="20"/>
               </w:rPr>
-              <w:t>PC3 (bloqué ACL 110)</w:t>
+              <w:t>PC3-Commercial (ACL 110)</w:t>
             </w:r>
           </w:p>
         </w:tc>
@@ -1179,7 +1211,7 @@
                 <w:rFonts w:ascii="Arial" w:hAnsi="Arial"/>
                 <w:sz w:val="20"/>
               </w:rPr>
-              <w:t>pc3.maison.local</w:t>
+              <w:t>pc3.pme.local</w:t>
             </w:r>
           </w:p>
         </w:tc>
@@ -1241,7 +1273,7 @@
                 <w:rFonts w:ascii="Arial" w:hAnsi="Arial"/>
                 <w:sz w:val="20"/>
               </w:rPr>
-              <w:t>PC4</w:t>
+              <w:t>PC4-Direction</w:t>
             </w:r>
           </w:p>
         </w:tc>
@@ -1256,7 +1288,7 @@
                 <w:rFonts w:ascii="Arial" w:hAnsi="Arial"/>
                 <w:sz w:val="20"/>
               </w:rPr>
-              <w:t>pc4.maison.local</w:t>
+              <w:t>pc4.pme.local</w:t>
             </w:r>
           </w:p>
         </w:tc>
@@ -1318,7 +1350,7 @@
                 <w:rFonts w:ascii="Arial" w:hAnsi="Arial"/>
                 <w:sz w:val="20"/>
               </w:rPr>
-              <w:t>TEL-1001 (Salon)</w:t>
+              <w:t>TEL-1001 (Accueil)</w:t>
             </w:r>
           </w:p>
         </w:tc>
@@ -1395,7 +1427,7 @@
                 <w:rFonts w:ascii="Arial" w:hAnsi="Arial"/>
                 <w:sz w:val="20"/>
               </w:rPr>
-              <w:t>TEL-1002 (Bureau)</w:t>
+              <w:t>TEL-1002 (Direction)</w:t>
             </w:r>
           </w:p>
         </w:tc>
@@ -1641,7 +1673,7 @@
                 <w:rFonts w:ascii="Arial" w:hAnsi="Arial"/>
                 <w:sz w:val="20"/>
               </w:rPr>
-              <w:t>PC1</w:t>
+              <w:t>PC1-Accueil</w:t>
             </w:r>
           </w:p>
         </w:tc>
@@ -1703,7 +1735,7 @@
                 <w:rFonts w:ascii="Arial" w:hAnsi="Arial"/>
                 <w:sz w:val="20"/>
               </w:rPr>
-              <w:t>PC2</w:t>
+              <w:t>PC2-Compta</w:t>
             </w:r>
           </w:p>
         </w:tc>
@@ -1765,7 +1797,7 @@
                 <w:rFonts w:ascii="Arial" w:hAnsi="Arial"/>
                 <w:sz w:val="20"/>
               </w:rPr>
-              <w:t>PC3</w:t>
+              <w:t>PC3-Commercial</w:t>
             </w:r>
           </w:p>
         </w:tc>
@@ -1951,7 +1983,7 @@
                 <w:rFonts w:ascii="Arial" w:hAnsi="Arial"/>
                 <w:sz w:val="20"/>
               </w:rPr>
-              <w:t>TEL-1001 (+ PC4 derrière)</w:t>
+              <w:t>TEL-1001 (+ PC4-Direction)</w:t>
             </w:r>
           </w:p>
         </w:tc>
@@ -2229,7 +2261,7 @@
                 <w:rFonts w:ascii="Arial" w:hAnsi="Arial"/>
                 <w:sz w:val="20"/>
               </w:rPr>
-              <w:t>DNS</w:t>
+              <w:t>DNS (pme.local)</w:t>
             </w:r>
           </w:p>
         </w:tc>
@@ -2259,7 +2291,7 @@
                 <w:rFonts w:ascii="Arial" w:hAnsi="Arial"/>
                 <w:sz w:val="20"/>
               </w:rPr>
-              <w:t>Résolution des noms *.maison.local</w:t>
+              <w:t>Résolution des noms *.pme.local</w:t>
             </w:r>
           </w:p>
         </w:tc>
@@ -2306,7 +2338,7 @@
                 <w:rFonts w:ascii="Arial" w:hAnsi="Arial"/>
                 <w:sz w:val="20"/>
               </w:rPr>
-              <w:t>Hébergement de la page d'accueil locale</w:t>
+              <w:t>Hébergement de la page d'accueil interne</w:t>
             </w:r>
           </w:p>
         </w:tc>
@@ -2447,7 +2479,7 @@
                 <w:rFonts w:ascii="Arial" w:hAnsi="Arial"/>
                 <w:sz w:val="20"/>
               </w:rPr>
-              <w:t>Bloque le trafic inter-VLAN de PC3</w:t>
+              <w:t>Bloque le trafic inter-VLAN de PC3-Commercial</w:t>
             </w:r>
           </w:p>
         </w:tc>
@@ -2953,7 +2985,7 @@
                 <w:rFonts w:ascii="Arial" w:hAnsi="Arial"/>
                 <w:sz w:val="20"/>
               </w:rPr>
-              <w:t>Serveur DNS local</w:t>
+              <w:t>Serveur DNS local (pme.local)</w:t>
             </w:r>
           </w:p>
         </w:tc>
@@ -3091,7 +3123,7 @@
                 <w:rFonts w:ascii="Arial" w:hAnsi="Arial"/>
                 <w:sz w:val="20"/>
               </w:rPr>
-              <w:t>ACL étendue (blocage PC3)</w:t>
+              <w:t>ACL étendue (blocage PC3-Commercial)</w:t>
             </w:r>
           </w:p>
         </w:tc>
@@ -3624,7 +3656,7 @@
                 <w:rFonts w:ascii="Arial" w:hAnsi="Arial"/>
                 <w:sz w:val="20"/>
               </w:rPr>
-              <w:t>Postes utilisateurs (PC1 à PC4)</w:t>
+              <w:t>Postes utilisateurs (Accueil, Compta, Commercial, Direction)</w:t>
             </w:r>
           </w:p>
         </w:tc>
@@ -4079,7 +4111,7 @@
           <w:sz w:val="20"/>
           <w:shd w:val="clear" w:fill="F2F2F2"/>
         </w:rPr>
-        <w:t xml:space="preserve">   |       |       |         |          |</w:t>
+        <w:t xml:space="preserve">   |        |        |         |           |</w:t>
       </w:r>
     </w:p>
     <w:p>
@@ -4093,7 +4125,7 @@
           <w:sz w:val="20"/>
           <w:shd w:val="clear" w:fill="F2F2F2"/>
         </w:rPr>
-        <w:t xml:space="preserve"> [PC1]   [PC2]   [PC3]   [Imprimante]  [Serveur]</w:t>
+        <w:t>[PC1-     [PC2-    [PC3-    [IMP1        [SRV1</w:t>
       </w:r>
     </w:p>
     <w:p>
@@ -4107,7 +4139,21 @@
           <w:sz w:val="20"/>
           <w:shd w:val="clear" w:fill="F2F2F2"/>
         </w:rPr>
-        <w:t xml:space="preserve"> Fa0/2   Fa0/3   Fa0/4      Fa0/5       Fa0/6</w:t>
+        <w:t>Accueil] Compta] Commercial] Imprimante]  Serveur]</w:t>
+      </w:r>
+    </w:p>
+    <w:p>
+      <w:pPr>
+        <w:spacing w:after="0" w:before="0"/>
+        <w:ind w:left="283"/>
+      </w:pPr>
+      <w:r>
+        <w:rPr>
+          <w:rFonts w:ascii="Consolas" w:hAnsi="Consolas"/>
+          <w:sz w:val="20"/>
+          <w:shd w:val="clear" w:fill="F2F2F2"/>
+        </w:rPr>
+        <w:t xml:space="preserve"> Fa0/2   Fa0/3     Fa0/4      Fa0/5        Fa0/6</w:t>
       </w:r>
     </w:p>
     <w:p>
@@ -4135,7 +4181,7 @@
           <w:sz w:val="20"/>
           <w:shd w:val="clear" w:fill="F2F2F2"/>
         </w:rPr>
-        <w:t xml:space="preserve">                                  [IP Phone 1]  Fa0/10</w:t>
+        <w:t xml:space="preserve">                                  [TEL-1001 Accueil]  Fa0/10</w:t>
       </w:r>
     </w:p>
     <w:p>
@@ -4149,7 +4195,7 @@
           <w:sz w:val="20"/>
           <w:shd w:val="clear" w:fill="F2F2F2"/>
         </w:rPr>
-        <w:t xml:space="preserve">                                        |</w:t>
+        <w:t xml:space="preserve">                                           |</w:t>
       </w:r>
     </w:p>
     <w:p>
@@ -4163,7 +4209,7 @@
           <w:sz w:val="20"/>
           <w:shd w:val="clear" w:fill="F2F2F2"/>
         </w:rPr>
-        <w:t xml:space="preserve">                                     [PC4]  (derrière le téléphone)</w:t>
+        <w:t xml:space="preserve">                                      [PC4-Direction]  (derrière le téléphone)</w:t>
       </w:r>
     </w:p>
     <w:p>
@@ -4191,7 +4237,7 @@
           <w:sz w:val="20"/>
           <w:shd w:val="clear" w:fill="F2F2F2"/>
         </w:rPr>
-        <w:t xml:space="preserve">                                  [IP Phone 2]  Fa0/11</w:t>
+        <w:t xml:space="preserve">                                  [TEL-1002 Direction]  Fa0/11</w:t>
       </w:r>
     </w:p>
     <w:p>
@@ -4657,7 +4703,7 @@
                 <w:rFonts w:ascii="Arial" w:hAnsi="Arial"/>
                 <w:sz w:val="20"/>
               </w:rPr>
-              <w:t>PC1 à PC4</w:t>
+              <w:t>PC1-Accueil à PC4-Direction</w:t>
             </w:r>
           </w:p>
         </w:tc>
@@ -4704,7 +4750,7 @@
                 <w:rFonts w:ascii="Arial" w:hAnsi="Arial"/>
                 <w:sz w:val="20"/>
               </w:rPr>
-              <w:t>Imprimante</w:t>
+              <w:t>Imprimante (IMP1)</w:t>
             </w:r>
           </w:p>
         </w:tc>
@@ -4751,7 +4797,7 @@
                 <w:rFonts w:ascii="Arial" w:hAnsi="Arial"/>
                 <w:sz w:val="20"/>
               </w:rPr>
-              <w:t>Serveur DNS/HTTP</w:t>
+              <w:t>Serveur DNS/HTTP (SRV1)</w:t>
             </w:r>
           </w:p>
         </w:tc>
@@ -4798,7 +4844,7 @@
                 <w:rFonts w:ascii="Arial" w:hAnsi="Arial"/>
                 <w:sz w:val="20"/>
               </w:rPr>
-              <w:t>IP Phone 1 et 2</w:t>
+              <w:t>TEL-1001 et TEL-1002</w:t>
             </w:r>
           </w:p>
         </w:tc>
@@ -4888,7 +4934,7 @@
           <w:rFonts w:ascii="Arial" w:hAnsi="Arial"/>
           <w:sz w:val="22"/>
         </w:rPr>
-        <w:t>PC1 → Switch Fa0/2</w:t>
+        <w:t>PC1-Accueil → Switch Fa0/2</w:t>
       </w:r>
     </w:p>
     <w:p>
@@ -4900,7 +4946,7 @@
           <w:rFonts w:ascii="Arial" w:hAnsi="Arial"/>
           <w:sz w:val="22"/>
         </w:rPr>
-        <w:t>PC2 → Switch Fa0/3</w:t>
+        <w:t>PC2-Compta → Switch Fa0/3</w:t>
       </w:r>
     </w:p>
     <w:p>
@@ -4912,7 +4958,7 @@
           <w:rFonts w:ascii="Arial" w:hAnsi="Arial"/>
           <w:sz w:val="22"/>
         </w:rPr>
-        <w:t>PC3 → Switch Fa0/4</w:t>
+        <w:t>PC3-Commercial → Switch Fa0/4</w:t>
       </w:r>
     </w:p>
     <w:p>
@@ -4924,7 +4970,7 @@
           <w:rFonts w:ascii="Arial" w:hAnsi="Arial"/>
           <w:sz w:val="22"/>
         </w:rPr>
-        <w:t>Imprimante → Switch Fa0/5</w:t>
+        <w:t>IMP1 (imprimante) → Switch Fa0/5</w:t>
       </w:r>
     </w:p>
     <w:p>
@@ -4936,7 +4982,7 @@
           <w:rFonts w:ascii="Arial" w:hAnsi="Arial"/>
           <w:sz w:val="22"/>
         </w:rPr>
-        <w:t>Serveur → Switch Fa0/6</w:t>
+        <w:t>SRV1 (serveur) → Switch Fa0/6</w:t>
       </w:r>
     </w:p>
     <w:p>
@@ -4948,7 +4994,7 @@
           <w:rFonts w:ascii="Arial" w:hAnsi="Arial"/>
           <w:sz w:val="22"/>
         </w:rPr>
-        <w:t>IP Phone 1 → Switch Fa0/10</w:t>
+        <w:t>TEL-1001 (Accueil) → Switch Fa0/10</w:t>
       </w:r>
     </w:p>
     <w:p>
@@ -4960,7 +5006,7 @@
           <w:rFonts w:ascii="Arial" w:hAnsi="Arial"/>
           <w:sz w:val="22"/>
         </w:rPr>
-        <w:t>PC4 → port PC à l'arrière de l'IP Phone 1</w:t>
+        <w:t>PC4-Direction → port PC à l'arrière de TEL-1001</w:t>
       </w:r>
     </w:p>
     <w:p>
@@ -4972,7 +5018,7 @@
           <w:rFonts w:ascii="Arial" w:hAnsi="Arial"/>
           <w:sz w:val="22"/>
         </w:rPr>
-        <w:t>IP Phone 2 → Switch Fa0/11</w:t>
+        <w:t>TEL-1002 (Direction) → Switch Fa0/11</w:t>
       </w:r>
     </w:p>
     <w:p>
@@ -5629,7 +5675,7 @@
           <w:rFonts w:ascii="Arial" w:hAnsi="Arial"/>
           <w:sz w:val="22"/>
         </w:rPr>
-        <w:t>Logiciel Cisco embarqué dans certains routeurs (2811, 2901, 2921…). Il joue le rôle de central téléphonique : enregistrement des téléphones, gestion des numéros, routage des appels. Pour un petit réseau (&lt; 250 téléphones), CME suffit largement.</w:t>
+        <w:t>Logiciel Cisco embarqué dans certains routeurs (2811, 2901, 2921…). Il joue le rôle de central téléphonique : enregistrement des téléphones, gestion des numéros, routage des appels. Pour un petit réseau (&lt; 250 téléphones), CME suffit largement — ce qui en fait une solution idéale pour une PME.</w:t>
       </w:r>
     </w:p>
     <w:p>
@@ -6131,7 +6177,7 @@
           <w:sz w:val="20"/>
           <w:shd w:val="clear" w:fill="F2F2F2"/>
         </w:rPr>
-        <w:t xml:space="preserve"> description Salon</w:t>
+        <w:t xml:space="preserve"> description Accueil</w:t>
       </w:r>
     </w:p>
     <w:p>
@@ -6201,7 +6247,7 @@
           <w:sz w:val="20"/>
           <w:shd w:val="clear" w:fill="F2F2F2"/>
         </w:rPr>
-        <w:t xml:space="preserve"> description Bureau</w:t>
+        <w:t xml:space="preserve"> description Direction</w:t>
       </w:r>
     </w:p>
     <w:p>
@@ -6646,7 +6692,7 @@
           <w:rFonts w:ascii="Arial" w:hAnsi="Arial"/>
           <w:color w:val="2E75B6"/>
         </w:rPr>
-        <w:t>9.1 PC1 à PC4</w:t>
+        <w:t>9.1 PC1-Accueil à PC4-Direction</w:t>
       </w:r>
     </w:p>
     <w:p>
@@ -6667,7 +6713,7 @@
           <w:rFonts w:ascii="Arial" w:hAnsi="Arial"/>
           <w:color w:val="2E75B6"/>
         </w:rPr>
-        <w:t>9.2 Imprimante</w:t>
+        <w:t>9.2 Imprimante (IMP1)</w:t>
       </w:r>
     </w:p>
     <w:p>
@@ -6736,7 +6782,7 @@
           <w:rFonts w:ascii="Arial" w:hAnsi="Arial"/>
           <w:color w:val="2E75B6"/>
         </w:rPr>
-        <w:t>9.3 Serveur</w:t>
+        <w:t>9.3 Serveur (SRV1)</w:t>
       </w:r>
     </w:p>
     <w:p>
@@ -6957,7 +7003,7 @@
                 <w:rFonts w:ascii="Arial" w:hAnsi="Arial"/>
                 <w:sz w:val="20"/>
               </w:rPr>
-              <w:t>PC1</w:t>
+              <w:t>PC1-Accueil</w:t>
             </w:r>
           </w:p>
         </w:tc>
@@ -6972,7 +7018,7 @@
                 <w:rFonts w:ascii="Arial" w:hAnsi="Arial"/>
                 <w:sz w:val="20"/>
               </w:rPr>
-              <w:t>PC2 (192.168.1.11)</w:t>
+              <w:t>PC2-Compta (192.168.1.11)</w:t>
             </w:r>
           </w:p>
         </w:tc>
@@ -7019,7 +7065,7 @@
                 <w:rFonts w:ascii="Arial" w:hAnsi="Arial"/>
                 <w:sz w:val="20"/>
               </w:rPr>
-              <w:t>PC1</w:t>
+              <w:t>PC1-Accueil</w:t>
             </w:r>
           </w:p>
         </w:tc>
@@ -7081,7 +7127,7 @@
                 <w:rFonts w:ascii="Arial" w:hAnsi="Arial"/>
                 <w:sz w:val="20"/>
               </w:rPr>
-              <w:t>PC1</w:t>
+              <w:t>PC1-Accueil</w:t>
             </w:r>
           </w:p>
         </w:tc>
@@ -7143,7 +7189,7 @@
                 <w:rFonts w:ascii="Arial" w:hAnsi="Arial"/>
                 <w:sz w:val="20"/>
               </w:rPr>
-              <w:t>PC1</w:t>
+              <w:t>PC1-Accueil</w:t>
             </w:r>
           </w:p>
         </w:tc>
@@ -7205,7 +7251,7 @@
                 <w:rFonts w:ascii="Arial" w:hAnsi="Arial"/>
                 <w:sz w:val="20"/>
               </w:rPr>
-              <w:t>PC1</w:t>
+              <w:t>PC1-Accueil</w:t>
             </w:r>
           </w:p>
         </w:tc>
@@ -7263,7 +7309,7 @@
           <w:rFonts w:ascii="Arial" w:hAnsi="Arial"/>
           <w:sz w:val="22"/>
         </w:rPr>
-        <w:t>Clique sur IP Phone 1 → onglet GUI.</w:t>
+        <w:t>Clique sur TEL-1001 (Accueil) → onglet GUI.</w:t>
       </w:r>
     </w:p>
     <w:p>
@@ -7299,7 +7345,7 @@
           <w:rFonts w:ascii="Arial" w:hAnsi="Arial"/>
           <w:sz w:val="22"/>
         </w:rPr>
-        <w:t>IP Phone 2 doit sonner — clique dessus pour répondre.</w:t>
+        <w:t>TEL-1002 (Direction) doit sonner — clique dessus pour répondre.</w:t>
       </w:r>
     </w:p>
     <w:p>
@@ -7414,7 +7460,7 @@
           <w:rFonts w:ascii="Arial" w:hAnsi="Arial"/>
           <w:sz w:val="22"/>
         </w:rPr>
-        <w:t>Objectif : résoudre des noms comme pc1.maison.local au lieu d'IP.</w:t>
+        <w:t>Objectif : résoudre des noms comme pc1.pme.local au lieu d'IP.</w:t>
       </w:r>
     </w:p>
     <w:p>
@@ -7527,7 +7573,7 @@
                 <w:rFonts w:ascii="Arial" w:hAnsi="Arial"/>
                 <w:sz w:val="20"/>
               </w:rPr>
-              <w:t>pc1.maison.local</w:t>
+              <w:t>pc1.pme.local</w:t>
             </w:r>
           </w:p>
         </w:tc>
@@ -7559,7 +7605,7 @@
                 <w:rFonts w:ascii="Arial" w:hAnsi="Arial"/>
                 <w:sz w:val="20"/>
               </w:rPr>
-              <w:t>pc2.maison.local</w:t>
+              <w:t>pc2.pme.local</w:t>
             </w:r>
           </w:p>
         </w:tc>
@@ -7591,7 +7637,7 @@
                 <w:rFonts w:ascii="Arial" w:hAnsi="Arial"/>
                 <w:sz w:val="20"/>
               </w:rPr>
-              <w:t>pc3.maison.local</w:t>
+              <w:t>pc3.pme.local</w:t>
             </w:r>
           </w:p>
         </w:tc>
@@ -7623,7 +7669,7 @@
                 <w:rFonts w:ascii="Arial" w:hAnsi="Arial"/>
                 <w:sz w:val="20"/>
               </w:rPr>
-              <w:t>pc4.maison.local</w:t>
+              <w:t>pc4.pme.local</w:t>
             </w:r>
           </w:p>
         </w:tc>
@@ -7655,7 +7701,7 @@
                 <w:rFonts w:ascii="Arial" w:hAnsi="Arial"/>
                 <w:sz w:val="20"/>
               </w:rPr>
-              <w:t>imprimante.maison.local</w:t>
+              <w:t>imprimante.pme.local</w:t>
             </w:r>
           </w:p>
         </w:tc>
@@ -7687,7 +7733,7 @@
                 <w:rFonts w:ascii="Arial" w:hAnsi="Arial"/>
                 <w:sz w:val="20"/>
               </w:rPr>
-              <w:t>routeur.maison.local</w:t>
+              <w:t>routeur.pme.local</w:t>
             </w:r>
           </w:p>
         </w:tc>
@@ -7719,7 +7765,7 @@
                 <w:rFonts w:ascii="Arial" w:hAnsi="Arial"/>
                 <w:sz w:val="20"/>
               </w:rPr>
-              <w:t>serveur.maison.local</w:t>
+              <w:t>serveur.pme.local</w:t>
             </w:r>
           </w:p>
         </w:tc>
@@ -7751,7 +7797,7 @@
                 <w:rFonts w:ascii="Arial" w:hAnsi="Arial"/>
                 <w:sz w:val="20"/>
               </w:rPr>
-              <w:t>www.maison.local</w:t>
+              <w:t>www.pme.local</w:t>
             </w:r>
           </w:p>
         </w:tc>
@@ -7823,7 +7869,7 @@
           <w:rFonts w:ascii="Arial" w:hAnsi="Arial"/>
           <w:sz w:val="22"/>
         </w:rPr>
-        <w:t>PC1 → Desktop → Command Prompt :</w:t>
+        <w:t>PC1-Accueil → Desktop → Command Prompt :</w:t>
       </w:r>
     </w:p>
     <w:p>
@@ -7837,7 +7883,7 @@
           <w:sz w:val="20"/>
           <w:shd w:val="clear" w:fill="F2F2F2"/>
         </w:rPr>
-        <w:t>ping pc2.maison.local</w:t>
+        <w:t>ping pc2.pme.local</w:t>
       </w:r>
     </w:p>
     <w:p>
@@ -7851,7 +7897,7 @@
           <w:sz w:val="20"/>
           <w:shd w:val="clear" w:fill="F2F2F2"/>
         </w:rPr>
-        <w:t>nslookup imprimante.maison.local</w:t>
+        <w:t>nslookup imprimante.pme.local</w:t>
       </w:r>
     </w:p>
     <w:p>
@@ -7947,7 +7993,7 @@
           <w:sz w:val="20"/>
           <w:shd w:val="clear" w:fill="F2F2F2"/>
         </w:rPr>
-        <w:t xml:space="preserve">  &lt;h1&gt;Bienvenue sur le reseau maison&lt;/h1&gt;</w:t>
+        <w:t xml:space="preserve">  &lt;h1&gt;Bienvenue sur le reseau de l entreprise&lt;/h1&gt;</w:t>
       </w:r>
     </w:p>
     <w:p>
@@ -7989,7 +8035,7 @@
           <w:sz w:val="20"/>
           <w:shd w:val="clear" w:fill="F2F2F2"/>
         </w:rPr>
-        <w:t xml:space="preserve">   &lt;li&gt;&lt;a href="http://routeur.maison.local"&gt;Routeur&lt;/a&gt;&lt;/li&gt;</w:t>
+        <w:t xml:space="preserve">   &lt;li&gt;&lt;a href="http://routeur.pme.local"&gt;Routeur&lt;/a&gt;&lt;/li&gt;</w:t>
       </w:r>
     </w:p>
     <w:p>
@@ -8003,7 +8049,7 @@
           <w:sz w:val="20"/>
           <w:shd w:val="clear" w:fill="F2F2F2"/>
         </w:rPr>
-        <w:t xml:space="preserve">   &lt;li&gt;&lt;a href="http://imprimante.maison.local"&gt;Imprimante&lt;/a&gt;&lt;/li&gt;</w:t>
+        <w:t xml:space="preserve">   &lt;li&gt;&lt;a href="http://imprimante.pme.local"&gt;Imprimante&lt;/a&gt;&lt;/li&gt;</w:t>
       </w:r>
     </w:p>
     <w:p>
@@ -8063,7 +8109,7 @@
           <w:rFonts w:ascii="Arial" w:hAnsi="Arial"/>
           <w:sz w:val="22"/>
         </w:rPr>
-        <w:t>Test : PC1 → Desktop → Web Browser → http://www.maison.local</w:t>
+        <w:t>Test : PC1-Accueil → Desktop → Web Browser → http://www.pme.local</w:t>
       </w:r>
     </w:p>
     <w:p>
@@ -8186,7 +8232,7 @@
           <w:rFonts w:ascii="Arial" w:hAnsi="Arial"/>
           <w:sz w:val="22"/>
         </w:rPr>
-        <w:t>Objectif : bloquer tout le trafic sortant d'un PC (exemple : PC3) vers le reste du réseau.</w:t>
+        <w:t>Objectif : bloquer tout le trafic sortant d'un PC (exemple : PC3-Commercial) vers le reste du réseau.</w:t>
       </w:r>
     </w:p>
     <w:p>
@@ -8230,7 +8276,7 @@
           <w:rFonts w:ascii="Arial" w:hAnsi="Arial"/>
           <w:sz w:val="22"/>
         </w:rPr>
-        <w:t>Méthode simple : sur PC3 → Desktop → IP Configuration → Static. Attribue une IP FIXE (ex : 192.168.1.12) en dehors du pool DHCP distribué.</w:t>
+        <w:t>Méthode simple : sur PC3-Commercial → Desktop → IP Configuration → Static. Attribue une IP FIXE (ex : 192.168.1.12) en dehors du pool DHCP distribué.</w:t>
       </w:r>
     </w:p>
     <w:p>
@@ -8424,7 +8470,7 @@
                 <w:rFonts w:ascii="Arial" w:hAnsi="Arial"/>
                 <w:sz w:val="20"/>
               </w:rPr>
-              <w:t>Bloque tout trafic IP sortant de PC3 vers n'importe où</w:t>
+              <w:t>Bloque tout trafic IP sortant de PC3-Commercial vers n'importe où</w:t>
             </w:r>
           </w:p>
         </w:tc>
@@ -8547,7 +8593,7 @@
           <w:color w:val="1F3864"/>
           <w:sz w:val="22"/>
         </w:rPr>
-        <w:t>💡 L'ACL filtre uniquement le trafic qui PASSE par R1. Le trafic intra-VLAN (PC3 ↔ PC1 sur le même VLAN) reste possible car il ne traverse pas le routeur.</w:t>
+        <w:t>💡 L'ACL filtre uniquement le trafic qui PASSE par R1. Le trafic intra-VLAN (PC3-Commercial ↔ PC1-Accueil sur le même VLAN) reste possible car il ne traverse pas le routeur.</w:t>
       </w:r>
     </w:p>
     <w:p>
@@ -8635,7 +8681,7 @@
                 <w:rFonts w:ascii="Arial" w:hAnsi="Arial"/>
                 <w:sz w:val="20"/>
               </w:rPr>
-              <w:t>PC3</w:t>
+              <w:t>PC3-Commercial</w:t>
             </w:r>
           </w:p>
         </w:tc>
@@ -8682,7 +8728,7 @@
                 <w:rFonts w:ascii="Arial" w:hAnsi="Arial"/>
                 <w:sz w:val="20"/>
               </w:rPr>
-              <w:t>PC3</w:t>
+              <w:t>PC3-Commercial</w:t>
             </w:r>
           </w:p>
         </w:tc>
@@ -8729,7 +8775,7 @@
                 <w:rFonts w:ascii="Arial" w:hAnsi="Arial"/>
                 <w:sz w:val="20"/>
               </w:rPr>
-              <w:t>PC3</w:t>
+              <w:t>PC3-Commercial</w:t>
             </w:r>
           </w:p>
         </w:tc>
@@ -8744,7 +8790,7 @@
                 <w:rFonts w:ascii="Arial" w:hAnsi="Arial"/>
                 <w:sz w:val="20"/>
               </w:rPr>
-              <w:t>192.168.1.10 (PC1 même VLAN)</w:t>
+              <w:t>192.168.1.10 (PC1-Accueil)</w:t>
             </w:r>
           </w:p>
         </w:tc>
@@ -8776,7 +8822,7 @@
                 <w:rFonts w:ascii="Arial" w:hAnsi="Arial"/>
                 <w:sz w:val="20"/>
               </w:rPr>
-              <w:t>PC1</w:t>
+              <w:t>PC1-Accueil</w:t>
             </w:r>
           </w:p>
         </w:tc>
@@ -9177,7 +9223,7 @@
                 <w:rFonts w:ascii="Arial" w:hAnsi="Arial"/>
                 <w:sz w:val="20"/>
               </w:rPr>
-              <w:t>PC1 à PC4</w:t>
+              <w:t>PC1</w:t>
             </w:r>
           </w:p>
         </w:tc>
@@ -9192,7 +9238,7 @@
                 <w:rFonts w:ascii="Arial" w:hAnsi="Arial"/>
                 <w:sz w:val="20"/>
               </w:rPr>
-              <w:t>PC1-Salon, PC2-Bureau, PC3-Chambre, PC4-Cuisine</w:t>
+              <w:t>PC1-Accueil</w:t>
             </w:r>
           </w:p>
         </w:tc>
@@ -9209,7 +9255,7 @@
                 <w:rFonts w:ascii="Arial" w:hAnsi="Arial"/>
                 <w:sz w:val="20"/>
               </w:rPr>
-              <w:t>IP Phone0 / IP Phone1</w:t>
+              <w:t>PC2</w:t>
             </w:r>
           </w:p>
         </w:tc>
@@ -9224,7 +9270,135 @@
                 <w:rFonts w:ascii="Arial" w:hAnsi="Arial"/>
                 <w:sz w:val="20"/>
               </w:rPr>
-              <w:t>TEL-1001 / TEL-1002</w:t>
+              <w:t>PC2-Compta</w:t>
+            </w:r>
+          </w:p>
+        </w:tc>
+      </w:tr>
+      <w:tr>
+        <w:tc>
+          <w:tcPr>
+            <w:tcW w:type="dxa" w:w="2835"/>
+          </w:tcPr>
+          <w:p>
+            <w:r/>
+            <w:r>
+              <w:rPr>
+                <w:rFonts w:ascii="Arial" w:hAnsi="Arial"/>
+                <w:sz w:val="20"/>
+              </w:rPr>
+              <w:t>PC3</w:t>
+            </w:r>
+          </w:p>
+        </w:tc>
+        <w:tc>
+          <w:tcPr>
+            <w:tcW w:type="dxa" w:w="6236"/>
+          </w:tcPr>
+          <w:p>
+            <w:r/>
+            <w:r>
+              <w:rPr>
+                <w:rFonts w:ascii="Arial" w:hAnsi="Arial"/>
+                <w:sz w:val="20"/>
+              </w:rPr>
+              <w:t>PC3-Commercial</w:t>
+            </w:r>
+          </w:p>
+        </w:tc>
+      </w:tr>
+      <w:tr>
+        <w:tc>
+          <w:tcPr>
+            <w:tcW w:type="dxa" w:w="2835"/>
+          </w:tcPr>
+          <w:p>
+            <w:r/>
+            <w:r>
+              <w:rPr>
+                <w:rFonts w:ascii="Arial" w:hAnsi="Arial"/>
+                <w:sz w:val="20"/>
+              </w:rPr>
+              <w:t>PC4</w:t>
+            </w:r>
+          </w:p>
+        </w:tc>
+        <w:tc>
+          <w:tcPr>
+            <w:tcW w:type="dxa" w:w="6236"/>
+          </w:tcPr>
+          <w:p>
+            <w:r/>
+            <w:r>
+              <w:rPr>
+                <w:rFonts w:ascii="Arial" w:hAnsi="Arial"/>
+                <w:sz w:val="20"/>
+              </w:rPr>
+              <w:t>PC4-Direction</w:t>
+            </w:r>
+          </w:p>
+        </w:tc>
+      </w:tr>
+      <w:tr>
+        <w:tc>
+          <w:tcPr>
+            <w:tcW w:type="dxa" w:w="2835"/>
+          </w:tcPr>
+          <w:p>
+            <w:r/>
+            <w:r>
+              <w:rPr>
+                <w:rFonts w:ascii="Arial" w:hAnsi="Arial"/>
+                <w:sz w:val="20"/>
+              </w:rPr>
+              <w:t>IP Phone0</w:t>
+            </w:r>
+          </w:p>
+        </w:tc>
+        <w:tc>
+          <w:tcPr>
+            <w:tcW w:type="dxa" w:w="6236"/>
+          </w:tcPr>
+          <w:p>
+            <w:r/>
+            <w:r>
+              <w:rPr>
+                <w:rFonts w:ascii="Arial" w:hAnsi="Arial"/>
+                <w:sz w:val="20"/>
+              </w:rPr>
+              <w:t>TEL-1001</w:t>
+            </w:r>
+          </w:p>
+        </w:tc>
+      </w:tr>
+      <w:tr>
+        <w:tc>
+          <w:tcPr>
+            <w:tcW w:type="dxa" w:w="2835"/>
+          </w:tcPr>
+          <w:p>
+            <w:r/>
+            <w:r>
+              <w:rPr>
+                <w:rFonts w:ascii="Arial" w:hAnsi="Arial"/>
+                <w:sz w:val="20"/>
+              </w:rPr>
+              <w:t>IP Phone1</w:t>
+            </w:r>
+          </w:p>
+        </w:tc>
+        <w:tc>
+          <w:tcPr>
+            <w:tcW w:type="dxa" w:w="6236"/>
+          </w:tcPr>
+          <w:p>
+            <w:r/>
+            <w:r>
+              <w:rPr>
+                <w:rFonts w:ascii="Arial" w:hAnsi="Arial"/>
+                <w:sz w:val="20"/>
+              </w:rPr>
+              <w:t>TEL-1002</w:t>
             </w:r>
           </w:p>
         </w:tc>
@@ -9308,7 +9482,7 @@
           <w:rFonts w:ascii="Arial" w:hAnsi="Arial"/>
           <w:sz w:val="22"/>
         </w:rPr>
-        <w:t>Titre global du projet</w:t>
+        <w:t>Titre global du projet (Projet PME)</w:t>
       </w:r>
     </w:p>
     <w:p>
@@ -9344,7 +9518,7 @@
           <w:rFonts w:ascii="Arial" w:hAnsi="Arial"/>
           <w:sz w:val="22"/>
         </w:rPr>
-        <w:t>Statut particulier (exemple : 'PC3 bloqué par ACL 110')</w:t>
+        <w:t>Statut particulier (exemple : 'PC3-Commercial bloqué par ACL 110')</w:t>
       </w:r>
     </w:p>
     <w:p>
@@ -9549,7 +9723,7 @@
           <w:sz w:val="20"/>
           <w:shd w:val="clear" w:fill="F2F2F2"/>
         </w:rPr>
-        <w:t xml:space="preserve">   Projet : Reseau domestique + VoIP</w:t>
+        <w:t xml:space="preserve">   Projet : Reseau PME + VoIP</w:t>
       </w:r>
     </w:p>
     <w:p>
@@ -10534,6 +10708,38 @@
           </w:p>
         </w:tc>
       </w:tr>
+      <w:tr>
+        <w:tc>
+          <w:tcPr>
+            <w:tcW w:type="dxa" w:w="2268"/>
+          </w:tcPr>
+          <w:p>
+            <w:r/>
+            <w:r>
+              <w:rPr>
+                <w:rFonts w:ascii="Arial" w:hAnsi="Arial"/>
+                <w:sz w:val="20"/>
+              </w:rPr>
+              <w:t>PME</w:t>
+            </w:r>
+          </w:p>
+        </w:tc>
+        <w:tc>
+          <w:tcPr>
+            <w:tcW w:type="dxa" w:w="6803"/>
+          </w:tcPr>
+          <w:p>
+            <w:r/>
+            <w:r>
+              <w:rPr>
+                <w:rFonts w:ascii="Arial" w:hAnsi="Arial"/>
+                <w:sz w:val="20"/>
+              </w:rPr>
+              <w:t>Petite ou Moyenne Entreprise</w:t>
+            </w:r>
+          </w:p>
+        </w:tc>
+      </w:tr>
     </w:tbl>
     <w:p/>
     <w:p>
@@ -10617,7 +10823,7 @@
           <w:rFonts w:ascii="Arial" w:hAnsi="Arial"/>
           <w:sz w:val="22"/>
         </w:rPr>
-        <w:t>Les PC ont reçu une IP en 192.168.1.x (DHCP).</w:t>
+        <w:t>Les PC (Accueil, Compta, Commercial, Direction) ont reçu une IP en 192.168.1.x (DHCP).</w:t>
       </w:r>
     </w:p>
     <w:p>
@@ -10665,7 +10871,7 @@
           <w:rFonts w:ascii="Arial" w:hAnsi="Arial"/>
           <w:sz w:val="22"/>
         </w:rPr>
-        <w:t>Un appel de 1001 vers 1002 aboutit.</w:t>
+        <w:t>Un appel de 1001 (Accueil) vers 1002 (Direction) aboutit.</w:t>
       </w:r>
     </w:p>
     <w:p>
@@ -10677,7 +10883,7 @@
           <w:rFonts w:ascii="Arial" w:hAnsi="Arial"/>
           <w:sz w:val="22"/>
         </w:rPr>
-        <w:t>ping pc2.maison.local fonctionne depuis PC1 (DNS OK).</w:t>
+        <w:t>ping pc2.pme.local fonctionne depuis PC1-Accueil (DNS OK).</w:t>
       </w:r>
     </w:p>
     <w:p>
@@ -10689,7 +10895,7 @@
           <w:rFonts w:ascii="Arial" w:hAnsi="Arial"/>
           <w:sz w:val="22"/>
         </w:rPr>
-        <w:t>http://www.maison.local affiche la page HTML (HTTP OK).</w:t>
+        <w:t>http://www.pme.local affiche la page HTML (HTTP OK).</w:t>
       </w:r>
     </w:p>
     <w:p>
@@ -10701,7 +10907,7 @@
           <w:rFonts w:ascii="Arial" w:hAnsi="Arial"/>
           <w:sz w:val="22"/>
         </w:rPr>
-        <w:t>L'ACL 110 bloque bien le trafic inter-VLAN de PC3.</w:t>
+        <w:t>L'ACL 110 bloque bien le trafic inter-VLAN de PC3-Commercial.</w:t>
       </w:r>
     </w:p>
     <w:p>
